--- a/report final.docx
+++ b/report final.docx
@@ -544,7 +544,7 @@
           <w:sz w:val="26"/>
           <w:szCs w:val="26"/>
         </w:rPr>
-        <w:t>February 2026</w:t>
+        <w:t>April 11, 2026</w:t>
       </w:r>
     </w:p>
     <w:p>
@@ -3189,21 +3189,7 @@
         <w:rPr>
           <w:rFonts w:ascii="Times New Roman" w:hAnsi="Times New Roman" w:cs="Times New Roman"/>
         </w:rPr>
-        <w:t xml:space="preserve">Pricing prediction models leverage machine learning to establish fair and efficient pricing mechanisms in decentralized marketplaces. Wang et al. developed auction-style pricing mechanisms that enable users to compete fairly for resources while maximizing cloud provider revenue, achieving polynomial computational complexity </w:t>
-      </w:r>
-      <w:proofErr w:type="gramStart"/>
-      <w:r>
-        <w:rPr>
-          <w:rFonts w:ascii="Times New Roman" w:hAnsi="Times New Roman" w:cs="Times New Roman"/>
-        </w:rPr>
-        <w:t>O(</w:t>
-      </w:r>
-      <w:proofErr w:type="gramEnd"/>
-      <w:r>
-        <w:rPr>
-          <w:rFonts w:ascii="Times New Roman" w:hAnsi="Times New Roman" w:cs="Times New Roman"/>
-        </w:rPr>
-        <w:t>nm + n²) for n users competing for m computing instances [13]. Li et al. proposed a dynamic pricing reverse auction-based mechanism (DPAM) that allows resource providers to adjust prices based on trading situations, optimizing resource utilization and decreasing monetary costs [14].</w:t>
+        <w:t>Pricing prediction models leverage machine learning to establish fair and efficient pricing mechanisms in decentralized marketplaces. Wang et al. developed auction-style pricing mechanisms that enable users to compete fairly for resources while maximizing cloud provider revenue, achieving polynomial computational complexity O(nm + n²) for n users competing for m computing instances [13]. Li et al. proposed a dynamic pricing reverse auction-based mechanism (DPAM) that allows resource providers to adjust prices based on trading situations, optimizing resource utilization and decreasing monetary costs [14].</w:t>
       </w:r>
     </w:p>
     <w:p>
@@ -4557,21 +4543,7 @@
         <w:rPr>
           <w:rFonts w:ascii="Times New Roman" w:hAnsi="Times New Roman" w:cs="Times New Roman"/>
         </w:rPr>
-        <w:t xml:space="preserve">: Machine learning-based pricing mechanisms enable fair competition and revenue optimization. Wang et al. developed computationally efficient and truthful auction-style pricing mechanisms with polynomial complexity </w:t>
-      </w:r>
-      <w:proofErr w:type="gramStart"/>
-      <w:r>
-        <w:rPr>
-          <w:rFonts w:ascii="Times New Roman" w:hAnsi="Times New Roman" w:cs="Times New Roman"/>
-        </w:rPr>
-        <w:t>O(</w:t>
-      </w:r>
-      <w:proofErr w:type="gramEnd"/>
-      <w:r>
-        <w:rPr>
-          <w:rFonts w:ascii="Times New Roman" w:hAnsi="Times New Roman" w:cs="Times New Roman"/>
-        </w:rPr>
-        <w:t>nm + n²), achieving truthfulness without collusion through learned bidding strategies [13]. Li et al. introduced DPAM, which allows resource providers to dynamically adjust prices based on trading situations with specific price reduction rates for auction losers, optimizing the Time × Cost metric [14].</w:t>
+        <w:t>: Machine learning-based pricing mechanisms enable fair competition and revenue optimization. Wang et al. developed computationally efficient and truthful auction-style pricing mechanisms with polynomial complexity O(nm + n²), achieving truthfulness without collusion through learned bidding strategies [13]. Li et al. introduced DPAM, which allows resource providers to dynamically adjust prices based on trading situations with specific price reduction rates for auction losers, optimizing the Time × Cost metric [14].</w:t>
       </w:r>
     </w:p>
     <w:p>
@@ -5566,21 +5538,7 @@
         <w:rPr>
           <w:rFonts w:ascii="Times New Roman" w:hAnsi="Times New Roman" w:cs="Times New Roman"/>
         </w:rPr>
-        <w:t xml:space="preserve">: Develop comprehensive job state management including posting, bidding, assignment, execution, result submission, verification, and payment release. All state transitions will be recorded on-chain, providing complete transparency and auditability. </w:t>
-      </w:r>
-      <w:proofErr w:type="gramStart"/>
-      <w:r>
-        <w:rPr>
-          <w:rFonts w:ascii="Times New Roman" w:hAnsi="Times New Roman" w:cs="Times New Roman"/>
-        </w:rPr>
-        <w:t>This objective addresses</w:t>
-      </w:r>
-      <w:proofErr w:type="gramEnd"/>
-      <w:r>
-        <w:rPr>
-          <w:rFonts w:ascii="Times New Roman" w:hAnsi="Times New Roman" w:cs="Times New Roman"/>
-        </w:rPr>
-        <w:t xml:space="preserve"> transparency deficits in centralized cloud platforms [26].</w:t>
+        <w:t>: Develop comprehensive job state management including posting, bidding, assignment, execution, result submission, verification, and payment release. All state transitions will be recorded on-chain, providing complete transparency and auditability. This objective addresses transparency deficits in centralized cloud platforms [26].</w:t>
       </w:r>
     </w:p>
     <w:p>
@@ -15290,21 +15248,7 @@
           <w:rFonts w:ascii="Times New Roman" w:hAnsi="Times New Roman" w:cs="Times New Roman"/>
         </w:rPr>
         <w:lastRenderedPageBreak/>
-        <w:t xml:space="preserve">Contract records bid and </w:t>
-      </w:r>
-      <w:proofErr w:type="gramStart"/>
-      <w:r>
-        <w:rPr>
-          <w:rFonts w:ascii="Times New Roman" w:hAnsi="Times New Roman" w:cs="Times New Roman"/>
-        </w:rPr>
-        <w:t>emits</w:t>
-      </w:r>
-      <w:proofErr w:type="gramEnd"/>
-      <w:r>
-        <w:rPr>
-          <w:rFonts w:ascii="Times New Roman" w:hAnsi="Times New Roman" w:cs="Times New Roman"/>
-        </w:rPr>
-        <w:t xml:space="preserve"> BidSubmitted event</w:t>
+        <w:t>Contract records bid and emits BidSubmitted event</w:t>
       </w:r>
     </w:p>
     <w:p>
@@ -15342,21 +15286,7 @@
         <w:rPr>
           <w:rFonts w:ascii="Times New Roman" w:hAnsi="Times New Roman" w:cs="Times New Roman"/>
         </w:rPr>
-        <w:t xml:space="preserve">Bid appears in job </w:t>
-      </w:r>
-      <w:proofErr w:type="gramStart"/>
-      <w:r>
-        <w:rPr>
-          <w:rFonts w:ascii="Times New Roman" w:hAnsi="Times New Roman" w:cs="Times New Roman"/>
-        </w:rPr>
-        <w:t>details</w:t>
-      </w:r>
-      <w:proofErr w:type="gramEnd"/>
-      <w:r>
-        <w:rPr>
-          <w:rFonts w:ascii="Times New Roman" w:hAnsi="Times New Roman" w:cs="Times New Roman"/>
-        </w:rPr>
-        <w:t xml:space="preserve"> view</w:t>
+        <w:t>Bid appears in job details view</w:t>
       </w:r>
     </w:p>
     <w:p>
@@ -16970,25 +16900,7 @@
           <w:b/>
           <w:bCs/>
         </w:rPr>
-        <w:t xml:space="preserve"> Figure 4.7 - </w:t>
-      </w:r>
-      <w:proofErr w:type="spellStart"/>
-      <w:r>
-        <w:rPr>
-          <w:rFonts w:ascii="Times New Roman" w:hAnsi="Times New Roman" w:cs="Times New Roman"/>
-          <w:b/>
-          <w:bCs/>
-        </w:rPr>
-        <w:t>JobMarket</w:t>
-      </w:r>
-      <w:proofErr w:type="spellEnd"/>
-      <w:r>
-        <w:rPr>
-          <w:rFonts w:ascii="Times New Roman" w:hAnsi="Times New Roman" w:cs="Times New Roman"/>
-          <w:b/>
-          <w:bCs/>
-        </w:rPr>
-        <w:t xml:space="preserve"> Class Diagram</w:t>
+        <w:t xml:space="preserve"> Figure 4.7 - JobMarket Class Diagram</w:t>
       </w:r>
     </w:p>
     <w:p>
